--- a/刁浩宇自我介绍.docx
+++ b/刁浩宇自我介绍.docx
@@ -179,8 +179,6 @@
           <w:lang w:eastAsia="zh-CN"/>
         </w:rPr>
       </w:pPr>
-      <w:bookmarkStart w:id="0" w:name="_GoBack"/>
-      <w:bookmarkEnd w:id="0"/>
     </w:p>
     <w:p>
       <w:pPr>
@@ -275,9 +273,21 @@
           <w:lang w:val="en-US" w:eastAsia="zh-CN"/>
         </w:rPr>
       </w:pPr>
+      <w:r>
+        <w:rPr>
+          <w:rFonts w:hint="eastAsia" w:ascii="宋体" w:hAnsi="宋体"/>
+          <w:sz w:val="24"/>
+          <w:lang w:val="en-US" w:eastAsia="zh-CN"/>
+        </w:rPr>
+        <w:t>二、我有从需求落地到稳定运行的完整项目闭环经验。 在京东科技实习时，我参与拼团抽奖、即时抽奖、电子木鱼小游戏等拉新项目，活动期间最高支持 5000+ 用户并发请求，并围绕数据库查询效率、高并发稳定性、防抖防作弊等问题做过实际处理。在实验室项目中，我主导关键产品质量预测软仪表系统，从采样预测、数据建模到 OPCUA 物理资产转换都深度参与，系统已上线投产，理论年经济效益达 200 万元。这些经历让我对项目的理解不仅是“能开发”，还包括上线前的风险控制、性能保障和上线后的实际业务价值。</w:t>
+      </w:r>
     </w:p>
     <w:p>
       <w:pPr>
+        <w:numPr>
+          <w:ilvl w:val="0"/>
+          <w:numId w:val="7"/>
+        </w:numPr>
         <w:spacing w:line="360" w:lineRule="auto"/>
         <w:ind w:firstLine="480"/>
         <w:rPr>
@@ -292,7 +302,7 @@
           <w:sz w:val="24"/>
           <w:lang w:val="en-US" w:eastAsia="zh-CN"/>
         </w:rPr>
-        <w:t>二、我有从需求落地到稳定运行的完整项目闭环经验。 在京东科技实习时，我参与拼团抽奖、即时抽奖、电子木鱼小游戏等拉新项目，活动期间最高支持 5000+ 用户并发请求，并围绕数据库查询效率、高并发稳定性、防抖防作弊等问题做过实际处理。在实验室项目中，我主导关键产品质量预测软仪表系统，从采样预测、数据建模到 OPCUA 物理资产转换都深度参与，系统已上线投产，理论年经济效益达 200 万元。这些经历让我对项目的理解不仅是“能开发”，还包括上线前的风险控制、性能保障和上线后的实际业务价值。</w:t>
+        <w:t>我具备技术推进和组织协调结合的能力。 我在多个项目中担任项目组长，既负责技术方案拆解，也负责进度推进和成员协同，例如在智搭低代码平台中提出基于 Schema 页面的模块交互设计，并推动平台在哈飞钣金车间和总装车间落地。同时，我在校青年志愿者协会和学生会长期承担组织工作，统筹过 15000 余人次志愿服务和连续五年的迎新工作。这让我在团队合作中比较重视目标拆解、资源协调和结果交付，遇到跨角色协作时，能够兼顾技术表达和整体推进效率。</w:t>
       </w:r>
     </w:p>
     <w:p>
@@ -300,16 +310,38 @@
         <w:spacing w:line="360" w:lineRule="auto"/>
         <w:ind w:firstLine="480"/>
         <w:rPr>
-          <w:rFonts w:hint="eastAsia" w:ascii="宋体" w:hAnsi="宋体"/>
+          <w:rFonts w:hint="eastAsia" w:eastAsia="宋体"/>
           <w:sz w:val="24"/>
-          <w:lang w:val="en-US" w:eastAsia="zh-CN"/>
+          <w:lang w:eastAsia="zh-CN"/>
         </w:rPr>
       </w:pPr>
     </w:p>
     <w:p>
       <w:pPr>
+        <w:jc w:val="center"/>
+        <w:rPr>
+          <w:rFonts w:hint="eastAsia" w:eastAsia="宋体"/>
+          <w:b/>
+          <w:sz w:val="32"/>
+          <w:lang w:val="en-US" w:eastAsia="zh-CN"/>
+        </w:rPr>
+      </w:pPr>
+      <w:r>
+        <w:rPr>
+          <w:rFonts w:hint="eastAsia" w:eastAsia="宋体"/>
+          <w:b/>
+          <w:sz w:val="32"/>
+          <w:lang w:val="en-US" w:eastAsia="zh-CN"/>
+        </w:rPr>
+        <w:t>请你分享一次你遇到过挫折和失败的经历，并说怎么应对的</w:t>
+      </w:r>
+    </w:p>
+    <w:p>
+      <w:pPr>
+        <w:numPr>
+          <w:numId w:val="0"/>
+        </w:numPr>
         <w:spacing w:line="360" w:lineRule="auto"/>
-        <w:ind w:firstLine="480"/>
         <w:rPr>
           <w:rFonts w:hint="eastAsia" w:ascii="宋体" w:hAnsi="宋体"/>
           <w:sz w:val="24"/>
@@ -322,7 +354,341 @@
           <w:sz w:val="24"/>
           <w:lang w:val="en-US" w:eastAsia="zh-CN"/>
         </w:rPr>
-        <w:t>三、我具备技术推进和组织协调结合的能力。 我在多个项目中担任项目组长，既负责技术方案拆解，也负责进度推进和成员协同，例如在智搭低代码平台中提出基于 Schema 页面的模块交互设计，并推动平台在哈飞钣金车间和总装车间落地。同时，我在校青年志愿者协会和学生会长期承担组织工作，统筹过 15000 余人次志愿服务和连续五年的迎新工作。这让我在团队合作中比较重视目标拆解、资源协调和结果交付，遇到跨角色协作时，能够兼顾技术表达和整体推进效率。</w:t>
+        <w:t>我遇到过的一次比较明显的挫折，是在实验室“智搭低代码平台”项目早期。当时我是项目组长，项目目标是通过大语言模型把用户需求转化为工业 APP 的基本建模，并在哈飞钣金车间、总装车间实际应用。</w:t>
+      </w:r>
+    </w:p>
+    <w:p>
+      <w:pPr>
+        <w:numPr>
+          <w:numId w:val="0"/>
+        </w:numPr>
+        <w:spacing w:line="360" w:lineRule="auto"/>
+        <w:rPr>
+          <w:rFonts w:hint="eastAsia" w:ascii="宋体" w:hAnsi="宋体"/>
+          <w:sz w:val="24"/>
+          <w:lang w:val="en-US" w:eastAsia="zh-CN"/>
+        </w:rPr>
+      </w:pPr>
+      <w:r>
+        <w:rPr>
+          <w:rFonts w:hint="eastAsia" w:ascii="宋体" w:hAnsi="宋体"/>
+          <w:sz w:val="24"/>
+          <w:lang w:val="en-US" w:eastAsia="zh-CN"/>
+        </w:rPr>
+        <w:t>一开始我从技术角度出发，比较坚持使用基于 Schema 页面的设计方式，认为这样可以让不同模块之间的交互更灵活、后续扩展也更方便。但问题是，我当时没有充分考虑到团队成员对低代码平台和 Schema 设计的理解差异，直接推进技术方案，导致前期沟通成本很高，大家对模块边界、页面生成逻辑、数据结构的理解不一致，项目讨论周期被拉长，进度也受到了一定影响。</w:t>
+      </w:r>
+    </w:p>
+    <w:p>
+      <w:pPr>
+        <w:numPr>
+          <w:numId w:val="0"/>
+        </w:numPr>
+        <w:spacing w:line="360" w:lineRule="auto"/>
+        <w:rPr>
+          <w:rFonts w:hint="eastAsia" w:ascii="宋体" w:hAnsi="宋体"/>
+          <w:sz w:val="24"/>
+          <w:lang w:val="en-US" w:eastAsia="zh-CN"/>
+        </w:rPr>
+      </w:pPr>
+      <w:r>
+        <w:rPr>
+          <w:rFonts w:hint="eastAsia" w:ascii="宋体" w:hAnsi="宋体"/>
+          <w:sz w:val="24"/>
+          <w:lang w:val="en-US" w:eastAsia="zh-CN"/>
+        </w:rPr>
+        <w:t>后来我意识到，这个问题不是单纯的技术问题，而是作为项目负责人没有把复杂方案讲清楚、拆清楚。于是我做了几个调整：第一，把原来的技术方案拆成业务目标、页面结构、模块交互、数据流转几个部分，用更具体的例子说明 Schema 到页面生成的过程；第二，先做一个小范围原型，让大家看到这个方案实际怎么运行，而不是只停留在概念讨论；第三，重新梳理成员分工，把前端页面渲染、后端配置管理、模型输出解析等任务拆成可以并行推进的小模块，并定期同步进度和问题。</w:t>
+      </w:r>
+    </w:p>
+    <w:p>
+      <w:pPr>
+        <w:numPr>
+          <w:numId w:val="0"/>
+        </w:numPr>
+        <w:spacing w:line="360" w:lineRule="auto"/>
+        <w:rPr>
+          <w:rFonts w:hint="eastAsia" w:ascii="宋体" w:hAnsi="宋体"/>
+          <w:sz w:val="24"/>
+          <w:lang w:val="en-US" w:eastAsia="zh-CN"/>
+        </w:rPr>
+      </w:pPr>
+      <w:r>
+        <w:rPr>
+          <w:rFonts w:hint="eastAsia" w:ascii="宋体" w:hAnsi="宋体"/>
+          <w:sz w:val="24"/>
+          <w:lang w:val="en-US" w:eastAsia="zh-CN"/>
+        </w:rPr>
+        <w:t>通过这些调整，团队逐渐统一了对方案的理解，项目推进也恢复正常，最终平台在实际工业场景中完成了落地应用。这次经历给我的教训是，技术方案本身正确不代表项目就能顺利推进。尤其作为负责人，不能只追求技术最优解，还要考虑团队能不能理解、业务方能不能接受、项目节奏能不能支撑。后来我在做项目时，会更重视前期共识建设，先把目标、边界和风险讲清楚，再推进具体实现。</w:t>
+      </w:r>
+    </w:p>
+    <w:p>
+      <w:pPr>
+        <w:numPr>
+          <w:numId w:val="0"/>
+        </w:numPr>
+        <w:spacing w:line="360" w:lineRule="auto"/>
+        <w:jc w:val="center"/>
+        <w:rPr>
+          <w:rFonts w:hint="eastAsia" w:eastAsia="宋体"/>
+          <w:b/>
+          <w:sz w:val="32"/>
+          <w:lang w:val="en-US" w:eastAsia="zh-CN"/>
+        </w:rPr>
+      </w:pPr>
+      <w:r>
+        <w:rPr>
+          <w:rFonts w:hint="eastAsia" w:eastAsia="宋体"/>
+          <w:b/>
+          <w:sz w:val="32"/>
+          <w:lang w:val="en-US" w:eastAsia="zh-CN"/>
+        </w:rPr>
+        <w:t>分享一个团队相处过程中遇到的分歧的情况，怎么处理</w:t>
+      </w:r>
+    </w:p>
+    <w:p>
+      <w:pPr>
+        <w:numPr>
+          <w:ilvl w:val="0"/>
+          <w:numId w:val="0"/>
+        </w:numPr>
+        <w:spacing w:line="360" w:lineRule="auto"/>
+        <w:rPr>
+          <w:rFonts w:hint="eastAsia" w:ascii="宋体" w:hAnsi="宋体"/>
+          <w:sz w:val="24"/>
+          <w:lang w:val="en-US" w:eastAsia="zh-CN"/>
+        </w:rPr>
+      </w:pPr>
+      <w:r>
+        <w:rPr>
+          <w:rFonts w:hint="eastAsia" w:ascii="宋体" w:hAnsi="宋体"/>
+          <w:sz w:val="24"/>
+          <w:lang w:val="en-US" w:eastAsia="zh-CN"/>
+        </w:rPr>
+        <w:t>我印象比较深的一次团队分歧，是在实验室“关键产品质量预测软仪表”项目中。当时我是项目组长，项目需要实现生产装置采样数据的采集、预测和可视化，后续还要上线投产使用。</w:t>
+      </w:r>
+    </w:p>
+    <w:p>
+      <w:pPr>
+        <w:numPr>
+          <w:ilvl w:val="0"/>
+          <w:numId w:val="0"/>
+        </w:numPr>
+        <w:spacing w:line="360" w:lineRule="auto"/>
+        <w:rPr>
+          <w:rFonts w:hint="eastAsia" w:ascii="宋体" w:hAnsi="宋体"/>
+          <w:sz w:val="24"/>
+          <w:lang w:val="en-US" w:eastAsia="zh-CN"/>
+        </w:rPr>
+      </w:pPr>
+      <w:r>
+        <w:rPr>
+          <w:rFonts w:hint="eastAsia" w:ascii="宋体" w:hAnsi="宋体"/>
+          <w:sz w:val="24"/>
+          <w:lang w:val="en-US" w:eastAsia="zh-CN"/>
+        </w:rPr>
+        <w:t>分歧主要出现在数据存储和接口设计上。有同学认为项目周期比较紧，可以先用相对简单的关系型表结构完成 CRUD，开发效率更高；但我当时更倾向于按照采样数据的时序特征来设计，因为系统涉及连续采样、预测结果查询和历史数据回溯，如果前期模型设计太简单，后面在性能和扩展上可能会有问题。</w:t>
+      </w:r>
+    </w:p>
+    <w:p>
+      <w:pPr>
+        <w:numPr>
+          <w:ilvl w:val="0"/>
+          <w:numId w:val="0"/>
+        </w:numPr>
+        <w:spacing w:line="360" w:lineRule="auto"/>
+        <w:rPr>
+          <w:rFonts w:hint="eastAsia" w:ascii="宋体" w:hAnsi="宋体"/>
+          <w:sz w:val="24"/>
+          <w:lang w:val="en-US" w:eastAsia="zh-CN"/>
+        </w:rPr>
+      </w:pPr>
+      <w:r>
+        <w:rPr>
+          <w:rFonts w:hint="eastAsia" w:ascii="宋体" w:hAnsi="宋体"/>
+          <w:sz w:val="24"/>
+          <w:lang w:val="en-US" w:eastAsia="zh-CN"/>
+        </w:rPr>
+        <w:t>我没有直接否定对方方案，而是先把大家关注点拆开：一部分同学关注开发进度，一部分关注系统长期稳定性。然后我组织大家基于几个具体指标来讨论，比如采</w:t>
+      </w:r>
+      <w:bookmarkStart w:id="0" w:name="_GoBack"/>
+      <w:bookmarkEnd w:id="0"/>
+      <w:r>
+        <w:rPr>
+          <w:rFonts w:hint="eastAsia" w:ascii="宋体" w:hAnsi="宋体"/>
+          <w:sz w:val="24"/>
+          <w:lang w:val="en-US" w:eastAsia="zh-CN"/>
+        </w:rPr>
+        <w:t>样频率、查询延迟、历史数据查询方式、后续模型扩展成本。我们也做了一个小范围验证，对比不同设计在采样写入和查询场景下的表现。最后团队形成了折中方案：核心采样和预测数据按照更适合时序场景的方式设计，同时在接口层保持统一封装，减少对上层业务开发的影响。</w:t>
+      </w:r>
+    </w:p>
+    <w:p>
+      <w:pPr>
+        <w:numPr>
+          <w:ilvl w:val="0"/>
+          <w:numId w:val="0"/>
+        </w:numPr>
+        <w:spacing w:line="360" w:lineRule="auto"/>
+        <w:rPr>
+          <w:rFonts w:hint="eastAsia" w:ascii="宋体" w:hAnsi="宋体"/>
+          <w:sz w:val="24"/>
+          <w:lang w:val="en-US" w:eastAsia="zh-CN"/>
+        </w:rPr>
+      </w:pPr>
+      <w:r>
+        <w:rPr>
+          <w:rFonts w:hint="eastAsia" w:ascii="宋体" w:hAnsi="宋体"/>
+          <w:sz w:val="24"/>
+          <w:lang w:val="en-US" w:eastAsia="zh-CN"/>
+        </w:rPr>
+        <w:t>最后项目顺利推进，系统实现了 10 次采样/秒的采集强度，并且多种接口访问延迟控制在 200ms 以内，后续也完成了上线投产。</w:t>
+      </w:r>
+    </w:p>
+    <w:p>
+      <w:pPr>
+        <w:numPr>
+          <w:ilvl w:val="0"/>
+          <w:numId w:val="0"/>
+        </w:numPr>
+        <w:spacing w:line="360" w:lineRule="auto"/>
+        <w:rPr>
+          <w:rFonts w:hint="eastAsia" w:ascii="宋体" w:hAnsi="宋体"/>
+          <w:sz w:val="24"/>
+          <w:lang w:val="en-US" w:eastAsia="zh-CN"/>
+        </w:rPr>
+      </w:pPr>
+      <w:r>
+        <w:rPr>
+          <w:rFonts w:hint="eastAsia" w:ascii="宋体" w:hAnsi="宋体"/>
+          <w:sz w:val="24"/>
+          <w:lang w:val="en-US" w:eastAsia="zh-CN"/>
+        </w:rPr>
+        <w:t>这次经历让我认识到，团队里的分歧很多时候不是谁对谁错，而是大家站在不同目标上看问题。作为负责人，不能只强调自己的技术判断，而要把分歧转化成可验证的问题，用数据、原型和共同目标来推动团队形成共识。</w:t>
+      </w:r>
+    </w:p>
+    <w:p>
+      <w:pPr>
+        <w:numPr>
+          <w:ilvl w:val="0"/>
+          <w:numId w:val="0"/>
+        </w:numPr>
+        <w:spacing w:line="360" w:lineRule="auto"/>
+        <w:rPr>
+          <w:rFonts w:hint="eastAsia" w:ascii="宋体" w:hAnsi="宋体"/>
+          <w:sz w:val="24"/>
+          <w:lang w:val="en-US" w:eastAsia="zh-CN"/>
+        </w:rPr>
+      </w:pPr>
+    </w:p>
+    <w:p>
+      <w:pPr>
+        <w:numPr>
+          <w:ilvl w:val="0"/>
+          <w:numId w:val="0"/>
+        </w:numPr>
+        <w:spacing w:line="360" w:lineRule="auto"/>
+        <w:jc w:val="center"/>
+        <w:rPr>
+          <w:rFonts w:hint="eastAsia" w:eastAsia="宋体"/>
+          <w:b/>
+          <w:sz w:val="32"/>
+          <w:lang w:val="en-US" w:eastAsia="zh-CN"/>
+        </w:rPr>
+      </w:pPr>
+      <w:r>
+        <w:rPr>
+          <w:rFonts w:hint="eastAsia" w:eastAsia="宋体"/>
+          <w:b/>
+          <w:sz w:val="32"/>
+          <w:lang w:val="en-US" w:eastAsia="zh-CN"/>
+        </w:rPr>
+        <w:t>分享一下手头突然有三项紧急工作的情况下，怎么处理</w:t>
+      </w:r>
+    </w:p>
+    <w:p>
+      <w:pPr>
+        <w:numPr>
+          <w:ilvl w:val="0"/>
+          <w:numId w:val="0"/>
+        </w:numPr>
+        <w:spacing w:line="360" w:lineRule="auto"/>
+        <w:rPr>
+          <w:rFonts w:hint="eastAsia" w:ascii="宋体" w:hAnsi="宋体"/>
+          <w:sz w:val="24"/>
+          <w:lang w:val="en-US" w:eastAsia="zh-CN"/>
+        </w:rPr>
+      </w:pPr>
+      <w:r>
+        <w:rPr>
+          <w:rFonts w:hint="eastAsia" w:ascii="宋体" w:hAnsi="宋体"/>
+          <w:sz w:val="24"/>
+          <w:lang w:val="en-US" w:eastAsia="zh-CN"/>
+        </w:rPr>
+        <w:t>如果我手头突然有三项紧急工作，我不会马上凭感觉开始做，而是会先快速判断优先级。我的处理原则是：先看影响范围，再看截止时间，再看是否可以拆分或协同。</w:t>
+      </w:r>
+    </w:p>
+    <w:p>
+      <w:pPr>
+        <w:numPr>
+          <w:ilvl w:val="0"/>
+          <w:numId w:val="0"/>
+        </w:numPr>
+        <w:spacing w:line="360" w:lineRule="auto"/>
+        <w:rPr>
+          <w:rFonts w:hint="eastAsia" w:ascii="宋体" w:hAnsi="宋体"/>
+          <w:sz w:val="24"/>
+          <w:lang w:val="en-US" w:eastAsia="zh-CN"/>
+        </w:rPr>
+      </w:pPr>
+      <w:r>
+        <w:rPr>
+          <w:rFonts w:hint="eastAsia" w:ascii="宋体" w:hAnsi="宋体"/>
+          <w:sz w:val="24"/>
+          <w:lang w:val="en-US" w:eastAsia="zh-CN"/>
+        </w:rPr>
+        <w:t>比如我在字节跳动实习做税票平台相关工作时，可能会同时遇到三类事情：一类是线上接口异常或业务方反馈问题，影响正在使用的税票能力；一类是当天必须完成的接口重构或联调任务；还有一类是内部平台建设，比如 Skill 开发或自测环境搭建。遇到这种情况，我会先判断哪件事会影响线上业务和用户，如果有线上风险，会优先处理或至少先定位影响范围，避免问题扩大。</w:t>
+      </w:r>
+    </w:p>
+    <w:p>
+      <w:pPr>
+        <w:numPr>
+          <w:ilvl w:val="0"/>
+          <w:numId w:val="0"/>
+        </w:numPr>
+        <w:spacing w:line="360" w:lineRule="auto"/>
+        <w:rPr>
+          <w:rFonts w:hint="eastAsia" w:ascii="宋体" w:hAnsi="宋体"/>
+          <w:sz w:val="24"/>
+          <w:lang w:val="en-US" w:eastAsia="zh-CN"/>
+        </w:rPr>
+      </w:pPr>
+      <w:r>
+        <w:rPr>
+          <w:rFonts w:hint="eastAsia" w:ascii="宋体" w:hAnsi="宋体"/>
+          <w:sz w:val="24"/>
+          <w:lang w:val="en-US" w:eastAsia="zh-CN"/>
+        </w:rPr>
+        <w:t>同时，我会把另外两项工作拆成更小的任务，判断哪些可以先给出阶段性产出，哪些需要和同事或业务方同步排期。如果某项工作短时间内无法完成，我会及时向导师或负责人说明当前三项工作的优先级、预计完成时间和风险点，而不是等到最后才说做不完。对于可以并行的部分，比如资料确认、接口字段对齐、测试数据准备，我也会主动找相关同学协作推进。</w:t>
+      </w:r>
+    </w:p>
+    <w:p>
+      <w:pPr>
+        <w:numPr>
+          <w:ilvl w:val="0"/>
+          <w:numId w:val="0"/>
+        </w:numPr>
+        <w:spacing w:line="360" w:lineRule="auto"/>
+        <w:rPr>
+          <w:rFonts w:hint="eastAsia" w:ascii="宋体" w:hAnsi="宋体"/>
+          <w:sz w:val="24"/>
+          <w:lang w:val="en-US" w:eastAsia="zh-CN"/>
+        </w:rPr>
+      </w:pPr>
+      <w:r>
+        <w:rPr>
+          <w:rFonts w:hint="eastAsia" w:ascii="宋体" w:hAnsi="宋体"/>
+          <w:sz w:val="24"/>
+          <w:lang w:val="en-US" w:eastAsia="zh-CN"/>
+        </w:rPr>
+        <w:t>我觉得处理多项紧急工作时，最重要的是不能乱。要先保证核心业务不出问题，再保证关键节点可交付，同时让相关方及时知道进展和风险。这样即使三件事不能完全同时完成，也能让整体损失最小、节奏可控。</w:t>
       </w:r>
     </w:p>
     <w:sectPr>
@@ -388,6 +754,21 @@
 <file path=word/numbering.xml><?xml version="1.0" encoding="utf-8"?>
 <w:numbering xmlns:wpc="http://schemas.microsoft.com/office/word/2010/wordprocessingCanvas" xmlns:mc="http://schemas.openxmlformats.org/markup-compatibility/2006" xmlns:o="urn:schemas-microsoft-com:office:office" xmlns:r="http://schemas.openxmlformats.org/officeDocument/2006/relationships" xmlns:m="http://schemas.openxmlformats.org/officeDocument/2006/math" xmlns:v="urn:schemas-microsoft-com:vml" xmlns:wp14="http://schemas.microsoft.com/office/word/2010/wordprocessingDrawing" xmlns:wp="http://schemas.openxmlformats.org/drawingml/2006/wordprocessingDrawing" xmlns:w10="urn:schemas-microsoft-com:office:word" xmlns:w="http://schemas.openxmlformats.org/wordprocessingml/2006/main" xmlns:w14="http://schemas.microsoft.com/office/word/2010/wordml" xmlns:wpg="http://schemas.microsoft.com/office/word/2010/wordprocessingGroup" xmlns:wpi="http://schemas.microsoft.com/office/word/2010/wordprocessingInk" xmlns:wne="http://schemas.microsoft.com/office/word/2006/wordml" xmlns:wps="http://schemas.microsoft.com/office/word/2010/wordprocessingShape" xmlns:wpsCustomData="http://www.wps.cn/officeDocument/2013/wpsCustomData" mc:Ignorable="w14 wp14">
   <w:abstractNum w:abstractNumId="0">
+    <w:nsid w:val="97F2EEE7"/>
+    <w:multiLevelType w:val="singleLevel"/>
+    <w:tmpl w:val="97F2EEE7"/>
+    <w:lvl w:ilvl="0" w:tentative="0">
+      <w:start w:val="3"/>
+      <w:numFmt w:val="chineseCounting"/>
+      <w:suff w:val="nothing"/>
+      <w:lvlText w:val="%1、"/>
+      <w:lvlJc w:val="left"/>
+      <w:rPr>
+        <w:rFonts w:hint="eastAsia"/>
+      </w:rPr>
+    </w:lvl>
+  </w:abstractNum>
+  <w:abstractNum w:abstractNumId="1">
     <w:nsid w:val="FFFFFF7E"/>
     <w:multiLevelType w:val="singleLevel"/>
     <w:tmpl w:val="FFFFFF7E"/>
@@ -405,7 +786,7 @@
       </w:pPr>
     </w:lvl>
   </w:abstractNum>
-  <w:abstractNum w:abstractNumId="1">
+  <w:abstractNum w:abstractNumId="2">
     <w:nsid w:val="FFFFFF7F"/>
     <w:multiLevelType w:val="singleLevel"/>
     <w:tmpl w:val="FFFFFF7F"/>
@@ -423,7 +804,7 @@
       </w:pPr>
     </w:lvl>
   </w:abstractNum>
-  <w:abstractNum w:abstractNumId="2">
+  <w:abstractNum w:abstractNumId="3">
     <w:nsid w:val="FFFFFF82"/>
     <w:multiLevelType w:val="singleLevel"/>
     <w:tmpl w:val="FFFFFF82"/>
@@ -444,7 +825,7 @@
       </w:rPr>
     </w:lvl>
   </w:abstractNum>
-  <w:abstractNum w:abstractNumId="3">
+  <w:abstractNum w:abstractNumId="4">
     <w:nsid w:val="FFFFFF83"/>
     <w:multiLevelType w:val="singleLevel"/>
     <w:tmpl w:val="FFFFFF83"/>
@@ -465,7 +846,7 @@
       </w:rPr>
     </w:lvl>
   </w:abstractNum>
-  <w:abstractNum w:abstractNumId="4">
+  <w:abstractNum w:abstractNumId="5">
     <w:nsid w:val="FFFFFF88"/>
     <w:multiLevelType w:val="singleLevel"/>
     <w:tmpl w:val="FFFFFF88"/>
@@ -483,7 +864,7 @@
       </w:pPr>
     </w:lvl>
   </w:abstractNum>
-  <w:abstractNum w:abstractNumId="5">
+  <w:abstractNum w:abstractNumId="6">
     <w:nsid w:val="FFFFFF89"/>
     <w:multiLevelType w:val="singleLevel"/>
     <w:tmpl w:val="FFFFFF89"/>
@@ -505,22 +886,25 @@
     </w:lvl>
   </w:abstractNum>
   <w:num w:numId="1">
+    <w:abstractNumId w:val="2"/>
+  </w:num>
+  <w:num w:numId="2">
+    <w:abstractNumId w:val="5"/>
+  </w:num>
+  <w:num w:numId="3">
+    <w:abstractNumId w:val="6"/>
+  </w:num>
+  <w:num w:numId="4">
+    <w:abstractNumId w:val="3"/>
+  </w:num>
+  <w:num w:numId="5">
     <w:abstractNumId w:val="1"/>
   </w:num>
-  <w:num w:numId="2">
+  <w:num w:numId="6">
     <w:abstractNumId w:val="4"/>
   </w:num>
-  <w:num w:numId="3">
-    <w:abstractNumId w:val="5"/>
-  </w:num>
-  <w:num w:numId="4">
-    <w:abstractNumId w:val="2"/>
-  </w:num>
-  <w:num w:numId="5">
+  <w:num w:numId="7">
     <w:abstractNumId w:val="0"/>
-  </w:num>
-  <w:num w:numId="6">
-    <w:abstractNumId w:val="3"/>
   </w:num>
 </w:numbering>
 </file>
